--- a/Documentation/EMS Complete Documentation.docx
+++ b/Documentation/EMS Complete Documentation.docx
@@ -123,7 +123,7 @@
         <w:spacing w:after="140"/>
       </w:pPr>
       <w:r>
-        <w:t xml:space="preserve">Three constraints shaped every design decision in this document: the process is face-to-face first, with online support explicitly a future possibility, not a current requirement; the school's existing JZEL ID-printing system is not connected to this one, so anything JZEL needs has to be captured independently rather than assumed to sync automatically; and every table in the final design has to trace to something real — a real office, a real document, a real event, or a real role — rather than existing because a bigger system "should" have it.</w:t>
+        <w:t>Three constraints shaped every design decision in this document: the process is face-to-face first, with online support explicitly a future possibility, not a current requirement; the school's external ID-printing service is not connected to this one, so nothing is assumed to sync automatically with it; and every table in the final design has to trace to something real — a real office, a real document, a real event, or a real role — rather than existing because a bigger system "should" have it.</w:t>
       </w:r>
     </w:p>
     <w:p>
@@ -4045,7 +4045,7 @@
         <w:spacing w:after="140" w:before="280"/>
       </w:pPr>
       <w:r>
-        <w:t>Phase 8 — ID Request, Release and Validation</w:t>
+        <w:t>Phase 8 — ID Request, Validation and Release</w:t>
       </w:r>
     </w:p>
     <w:p>
@@ -4072,7 +4072,7 @@
           <w:b/>
           <w:bCs/>
         </w:rPr>
-        <w:t>Who performs it: JZEL Printing Services (external vendor, card production); ID Office (internal, validation and tracking-form signature).</w:t>
+        <w:t>Who performs it: the ID Office (validation, photo capture, and release); card printing happens at an external print shop and is outside this system.</w:t>
       </w:r>
       <w:r/>
     </w:p>
@@ -4095,7 +4095,7 @@
         <w:spacing w:after="70"/>
       </w:pPr>
       <w:r>
-        <w:t xml:space="preserve">Student visits JZEL, fills an intake form (name, program, birthday, address, emergency contact, blood type — re-supplied because JZEL's system is disconnected from the school's), and is photographed.</w:t>
+        <w:t>Student visits the ID Office, fills an intake form (name, program, birthday, address, emergency contact, blood type), and is photographed.</w:t>
       </w:r>
     </w:p>
     <w:p>
@@ -4169,7 +4169,7 @@
         <w:spacing w:after="70"/>
       </w:pPr>
       <w:r>
-        <w:t>Action: the final WorkflowSteps row is recorded for the ID Office only (JZEL has no signing role); EnrollmentWorkflow.workflowStatus is set to 'completed'.</w:t>
+        <w:t>Action: the final WorkflowSteps row is recorded for the ID Office only; EnrollmentWorkflow.workflowStatus is set to 'completed'.</w:t>
       </w:r>
     </w:p>
     <w:p>
@@ -4554,7 +4554,7 @@
     <w:p>
       <w:pPr/>
       <w:r>
-        <w:t>7. ID Office - ID Request, Card Production, Validation, Release (office 22)</w:t>
+        <w:t>7. ID Office - ID Processing &amp; Validation (office 22)</w:t>
       </w:r>
     </w:p>
     <w:p>
@@ -34371,7 +34371,7 @@
           <w:iCs/>
           <w:color w:val="555555"/>
         </w:rPr>
-        <w:t>Card production (external, via JZEL) and validation (internal, ID Office).</w:t>
+        <w:t>Card validation and release (ID Office); card printing is external and outside this system.</w:t>
       </w:r>
     </w:p>
     <w:p>
@@ -34388,7 +34388,7 @@
         <w:spacing w:after="140"/>
       </w:pPr>
       <w:r>
-        <w:t xml:space="preserve">Intake for a student ID request, referencing the student's current Enrollments row directly. Carries the extra fields JZEL specifically asks for, since their system is disconnected from this one. Role in workflow: created when a student visits JZEL.</w:t>
+        <w:t>Intake for a student ID request, referencing the student's current Enrollments row directly. Role in workflow: created by the ID Office when the student comes in for ID processing.</w:t>
       </w:r>
     </w:p>
     <w:tbl>
@@ -35202,101 +35202,6 @@
                 <w:sz w:val="18"/>
                 <w:szCs w:val="18"/>
               </w:rPr>
-              <w:t xml:space="preserve">producedByVendor</w:t>
-            </w:r>
-          </w:p>
-        </w:tc>
-        <w:tc>
-          <w:tcPr>
-            <w:tcW w:type="dxa" w:w="1400"/>
-            <w:tcBorders>
-              <w:top w:val="single" w:color="AAAAAA" w:sz="2"/>
-              <w:left w:val="single" w:color="AAAAAA" w:sz="2"/>
-              <w:bottom w:val="single" w:color="AAAAAA" w:sz="2"/>
-              <w:right w:val="single" w:color="AAAAAA" w:sz="2"/>
-            </w:tcBorders>
-            <w:tcMar>
-              <w:top w:type="dxa" w:w="70"/>
-              <w:left w:type="dxa" w:w="90"/>
-              <w:bottom w:type="dxa" w:w="70"/>
-              <w:right w:type="dxa" w:w="90"/>
-            </w:tcMar>
-            <w:vAlign w:val="center"/>
-          </w:tcPr>
-          <w:p>
-            <w:r>
-              <w:rPr>
-                <w:b w:val="false"/>
-                <w:bCs w:val="false"/>
-                <w:i w:val="false"/>
-                <w:iCs w:val="false"/>
-                <w:sz w:val="18"/>
-                <w:szCs w:val="18"/>
-              </w:rPr>
-              <w:t xml:space="preserve"/>
-            </w:r>
-          </w:p>
-        </w:tc>
-        <w:tc>
-          <w:tcPr>
-            <w:tcW w:type="dxa" w:w="5760"/>
-            <w:tcBorders>
-              <w:top w:val="single" w:color="AAAAAA" w:sz="2"/>
-              <w:left w:val="single" w:color="AAAAAA" w:sz="2"/>
-              <w:bottom w:val="single" w:color="AAAAAA" w:sz="2"/>
-              <w:right w:val="single" w:color="AAAAAA" w:sz="2"/>
-            </w:tcBorders>
-            <w:tcMar>
-              <w:top w:type="dxa" w:w="70"/>
-              <w:left w:type="dxa" w:w="90"/>
-              <w:bottom w:type="dxa" w:w="70"/>
-              <w:right w:type="dxa" w:w="90"/>
-            </w:tcMar>
-            <w:vAlign w:val="center"/>
-          </w:tcPr>
-          <w:p>
-            <w:r>
-              <w:rPr>
-                <w:b w:val="false"/>
-                <w:bCs w:val="false"/>
-                <w:i/>
-                <w:iCs/>
-                <w:sz w:val="18"/>
-                <w:szCs w:val="18"/>
-              </w:rPr>
-              <w:t xml:space="preserve"/>
-            </w:r>
-          </w:p>
-        </w:tc>
-      </w:tr>
-      <w:tr>
-        <w:tc>
-          <w:tcPr>
-            <w:tcW w:type="dxa" w:w="2200"/>
-            <w:tcBorders>
-              <w:top w:val="single" w:color="AAAAAA" w:sz="2"/>
-              <w:left w:val="single" w:color="AAAAAA" w:sz="2"/>
-              <w:bottom w:val="single" w:color="AAAAAA" w:sz="2"/>
-              <w:right w:val="single" w:color="AAAAAA" w:sz="2"/>
-            </w:tcBorders>
-            <w:tcMar>
-              <w:top w:type="dxa" w:w="70"/>
-              <w:left w:type="dxa" w:w="90"/>
-              <w:bottom w:type="dxa" w:w="70"/>
-              <w:right w:type="dxa" w:w="90"/>
-            </w:tcMar>
-            <w:vAlign w:val="center"/>
-          </w:tcPr>
-          <w:p>
-            <w:r>
-              <w:rPr>
-                <w:b w:val="false"/>
-                <w:bCs w:val="false"/>
-                <w:i w:val="false"/>
-                <w:iCs w:val="false"/>
-                <w:sz w:val="18"/>
-                <w:szCs w:val="18"/>
-              </w:rPr>
               <w:t xml:space="preserve">requestDate</w:t>
             </w:r>
           </w:p>
@@ -41281,7 +41186,7 @@
         <w:spacing w:after="140"/>
       </w:pPr>
       <w:r>
-        <w:t xml:space="preserve">StaffUsers carries login credentials and a role, scoped to an office and (where relevant) an academic unit, so every action in the system is attributable to a specific accountable person rather than a shared login. Students carries its own separate credentials for the same reason on the applicant/student side. JZEL deliberately has no login presence at all in this schema — modeling access for a system this one doesn't actually integrate with would be modeling the wrong boundary.</w:t>
+        <w:t>StaffUsers carries login credentials and a role, scoped to an office and (where relevant) an academic unit, so every action in the system is attributable to a specific accountable person rather than a shared login. Students carries its own separate credentials for the same reason on the applicant/student side. The external ID-printing service deliberately has no login presence at all in this schema — modeling access for a system this one doesn't actually integrate with would be modeling the wrong boundary.</w:t>
       </w:r>
     </w:p>
     <w:p>
